--- a/results/supplement/Table_S1.docx
+++ b/results/supplement/Table_S1.docx
@@ -31,84 +31,51 @@
               <w:jc w:val="center"/>
             </w:pPr>
             <w:r>
-              <w:t>No. of meta-analyses</w:t>
-            </w:r>
-          </w:p>
-        </w:tc>
-        <w:tc>
-          <w:p>
-            <w:pPr>
-              <w:pStyle w:val="Normal"/>
-              <w:jc w:val="center"/>
-            </w:pPr>
-            <w:r>
-              <w:t>No. of primary estimates</w:t>
-            </w:r>
-          </w:p>
-        </w:tc>
-        <w:tc>
-          <w:p>
-            <w:pPr>
-              <w:pStyle w:val="Normal"/>
-              <w:jc w:val="center"/>
-            </w:pPr>
-            <w:r>
-              <w:t>Median of medians</w:t>
-            </w:r>
-          </w:p>
-        </w:tc>
-        <w:tc>
-          <w:p>
-            <w:pPr>
-              <w:pStyle w:val="Normal"/>
-              <w:jc w:val="center"/>
-            </w:pPr>
-            <w:r>
-              <w:t>Median</w:t>
-            </w:r>
-          </w:p>
-        </w:tc>
-        <w:tc>
-          <w:p>
-            <w:pPr>
-              <w:pStyle w:val="Normal"/>
-              <w:jc w:val="center"/>
-            </w:pPr>
-            <w:r>
-              <w:t>Mean</w:t>
-            </w:r>
-          </w:p>
-        </w:tc>
-        <w:tc>
-          <w:p>
-            <w:pPr>
-              <w:pStyle w:val="Normal"/>
-              <w:jc w:val="center"/>
-            </w:pPr>
-            <w:r>
-              <w:t>Q25</w:t>
-            </w:r>
-          </w:p>
-        </w:tc>
-        <w:tc>
-          <w:p>
-            <w:pPr>
-              <w:pStyle w:val="Normal"/>
-              <w:jc w:val="center"/>
-            </w:pPr>
-            <w:r>
-              <w:t>Q75</w:t>
-            </w:r>
-          </w:p>
-        </w:tc>
-        <w:tc>
-          <w:p>
-            <w:pPr>
-              <w:pStyle w:val="Normal"/>
-              <w:jc w:val="center"/>
-            </w:pPr>
-            <w:r>
-              <w:t>SAPE</w:t>
+              <w:t>Measure</w:t>
+            </w:r>
+          </w:p>
+        </w:tc>
+        <w:tc>
+          <w:p>
+            <w:pPr>
+              <w:pStyle w:val="Normal"/>
+              <w:jc w:val="center"/>
+            </w:pPr>
+            <w:r>
+              <w:t>0%</w:t>
+            </w:r>
+          </w:p>
+        </w:tc>
+        <w:tc>
+          <w:p>
+            <w:pPr>
+              <w:pStyle w:val="Normal"/>
+              <w:jc w:val="center"/>
+            </w:pPr>
+            <w:r>
+              <w:t>25%</w:t>
+            </w:r>
+          </w:p>
+        </w:tc>
+        <w:tc>
+          <w:p>
+            <w:pPr>
+              <w:pStyle w:val="Normal"/>
+              <w:jc w:val="center"/>
+            </w:pPr>
+            <w:r>
+              <w:t>50%</w:t>
+            </w:r>
+          </w:p>
+        </w:tc>
+        <w:tc>
+          <w:p>
+            <w:pPr>
+              <w:pStyle w:val="Normal"/>
+              <w:jc w:val="center"/>
+            </w:pPr>
+            <w:r>
+              <w:t>75%</w:t>
             </w:r>
           </w:p>
         </w:tc>
@@ -121,95 +88,62 @@
               <w:jc w:val="left"/>
             </w:pPr>
             <w:r>
-              <w:t>All meta-analyses</w:t>
-            </w:r>
-          </w:p>
-        </w:tc>
-        <w:tc>
-          <w:p>
-            <w:pPr>
-              <w:pStyle w:val="Normal"/>
-              <w:jc w:val="center"/>
-            </w:pPr>
-            <w:r>
-              <w:t>665</w:t>
-            </w:r>
-          </w:p>
-        </w:tc>
-        <w:tc>
-          <w:p>
-            <w:pPr>
-              <w:pStyle w:val="Normal"/>
-              <w:jc w:val="center"/>
-            </w:pPr>
-            <w:r>
-              <w:t>33590</w:t>
-            </w:r>
-          </w:p>
-        </w:tc>
-        <w:tc>
-          <w:p>
-            <w:pPr>
-              <w:pStyle w:val="Normal"/>
-              <w:jc w:val="center"/>
-            </w:pPr>
-            <w:r>
-              <w:t>0.17</w:t>
-            </w:r>
-          </w:p>
-        </w:tc>
-        <w:tc>
-          <w:p>
-            <w:pPr>
-              <w:pStyle w:val="Normal"/>
-              <w:jc w:val="center"/>
-            </w:pPr>
-            <w:r>
-              <w:t>0.32</w:t>
-            </w:r>
-          </w:p>
-        </w:tc>
-        <w:tc>
-          <w:p>
-            <w:pPr>
-              <w:pStyle w:val="Normal"/>
-              <w:jc w:val="center"/>
-            </w:pPr>
-            <w:r>
-              <w:t>0.47</w:t>
-            </w:r>
-          </w:p>
-        </w:tc>
-        <w:tc>
-          <w:p>
-            <w:pPr>
-              <w:pStyle w:val="Normal"/>
-              <w:jc w:val="center"/>
-            </w:pPr>
-            <w:r>
-              <w:t>0.12</w:t>
-            </w:r>
-          </w:p>
-        </w:tc>
-        <w:tc>
-          <w:p>
-            <w:pPr>
-              <w:pStyle w:val="Normal"/>
-              <w:jc w:val="center"/>
-            </w:pPr>
-            <w:r>
-              <w:t>0.97</w:t>
-            </w:r>
-          </w:p>
-        </w:tc>
-        <w:tc>
-          <w:p>
-            <w:pPr>
-              <w:pStyle w:val="Normal"/>
-              <w:jc w:val="center"/>
-            </w:pPr>
-            <w:r>
-              <w:t>0.31</w:t>
+              <w:t>Ecology</w:t>
+            </w:r>
+          </w:p>
+        </w:tc>
+        <w:tc>
+          <w:p>
+            <w:pPr>
+              <w:pStyle w:val="Normal"/>
+              <w:jc w:val="center"/>
+            </w:pPr>
+            <w:r>
+              <w:t>ESR_{0.05}^{sig}</w:t>
+            </w:r>
+          </w:p>
+        </w:tc>
+        <w:tc>
+          <w:p>
+            <w:pPr>
+              <w:pStyle w:val="Normal"/>
+              <w:jc w:val="center"/>
+            </w:pPr>
+            <w:r>
+              <w:t>0.389 [0.328, 0.453]</w:t>
+            </w:r>
+          </w:p>
+        </w:tc>
+        <w:tc>
+          <w:p>
+            <w:pPr>
+              <w:pStyle w:val="Normal"/>
+              <w:jc w:val="center"/>
+            </w:pPr>
+            <w:r>
+              <w:t>0.305 [0.259, 0.355]</w:t>
+            </w:r>
+          </w:p>
+        </w:tc>
+        <w:tc>
+          <w:p>
+            <w:pPr>
+              <w:pStyle w:val="Normal"/>
+              <w:jc w:val="center"/>
+            </w:pPr>
+            <w:r>
+              <w:t>0.24 [0.198, 0.282]</w:t>
+            </w:r>
+          </w:p>
+        </w:tc>
+        <w:tc>
+          <w:p>
+            <w:pPr>
+              <w:pStyle w:val="Normal"/>
+              <w:jc w:val="center"/>
+            </w:pPr>
+            <w:r>
+              <w:t>0.191 [0.152, 0.226]</w:t>
             </w:r>
           </w:p>
         </w:tc>
@@ -233,84 +167,51 @@
               <w:jc w:val="center"/>
             </w:pPr>
             <w:r>
-              <w:t>156</w:t>
-            </w:r>
-          </w:p>
-        </w:tc>
-        <w:tc>
-          <w:p>
-            <w:pPr>
-              <w:pStyle w:val="Normal"/>
-              <w:jc w:val="center"/>
-            </w:pPr>
-            <w:r>
-              <w:t>10597</w:t>
-            </w:r>
-          </w:p>
-        </w:tc>
-        <w:tc>
-          <w:p>
-            <w:pPr>
-              <w:pStyle w:val="Normal"/>
-              <w:jc w:val="center"/>
-            </w:pPr>
-            <w:r>
-              <w:t>0.14</w:t>
-            </w:r>
-          </w:p>
-        </w:tc>
-        <w:tc>
-          <w:p>
-            <w:pPr>
-              <w:pStyle w:val="Normal"/>
-              <w:jc w:val="center"/>
-            </w:pPr>
-            <w:r>
-              <w:t>0.30</w:t>
-            </w:r>
-          </w:p>
-        </w:tc>
-        <w:tc>
-          <w:p>
-            <w:pPr>
-              <w:pStyle w:val="Normal"/>
-              <w:jc w:val="center"/>
-            </w:pPr>
-            <w:r>
-              <w:t>0.46</w:t>
-            </w:r>
-          </w:p>
-        </w:tc>
-        <w:tc>
-          <w:p>
-            <w:pPr>
-              <w:pStyle w:val="Normal"/>
-              <w:jc w:val="center"/>
-            </w:pPr>
-            <w:r>
-              <w:t>0.09</w:t>
-            </w:r>
-          </w:p>
-        </w:tc>
-        <w:tc>
-          <w:p>
-            <w:pPr>
-              <w:pStyle w:val="Normal"/>
-              <w:jc w:val="center"/>
-            </w:pPr>
-            <w:r>
-              <w:t>0.95</w:t>
-            </w:r>
-          </w:p>
-        </w:tc>
-        <w:tc>
-          <w:p>
-            <w:pPr>
-              <w:pStyle w:val="Normal"/>
-              <w:jc w:val="center"/>
-            </w:pPr>
-            <w:r>
-              <w:t>0.30</w:t>
+              <w:t>No. of meta-analyses</w:t>
+            </w:r>
+          </w:p>
+        </w:tc>
+        <w:tc>
+          <w:p>
+            <w:pPr>
+              <w:pStyle w:val="Normal"/>
+              <w:jc w:val="center"/>
+            </w:pPr>
+            <w:r>
+              <w:t>162</w:t>
+            </w:r>
+          </w:p>
+        </w:tc>
+        <w:tc>
+          <w:p>
+            <w:pPr>
+              <w:pStyle w:val="Normal"/>
+              <w:jc w:val="center"/>
+            </w:pPr>
+            <w:r>
+              <w:t>162</w:t>
+            </w:r>
+          </w:p>
+        </w:tc>
+        <w:tc>
+          <w:p>
+            <w:pPr>
+              <w:pStyle w:val="Normal"/>
+              <w:jc w:val="center"/>
+            </w:pPr>
+            <w:r>
+              <w:t>162</w:t>
+            </w:r>
+          </w:p>
+        </w:tc>
+        <w:tc>
+          <w:p>
+            <w:pPr>
+              <w:pStyle w:val="Normal"/>
+              <w:jc w:val="center"/>
+            </w:pPr>
+            <w:r>
+              <w:t>162</w:t>
             </w:r>
           </w:p>
         </w:tc>
@@ -323,95 +224,62 @@
               <w:jc w:val="left"/>
             </w:pPr>
             <w:r>
-              <w:t>Environmental Chemistry</w:t>
-            </w:r>
-          </w:p>
-        </w:tc>
-        <w:tc>
-          <w:p>
-            <w:pPr>
-              <w:pStyle w:val="Normal"/>
-              <w:jc w:val="center"/>
-            </w:pPr>
-            <w:r>
-              <w:t>64</w:t>
-            </w:r>
-          </w:p>
-        </w:tc>
-        <w:tc>
-          <w:p>
-            <w:pPr>
-              <w:pStyle w:val="Normal"/>
-              <w:jc w:val="center"/>
-            </w:pPr>
-            <w:r>
-              <w:t>3674</w:t>
-            </w:r>
-          </w:p>
-        </w:tc>
-        <w:tc>
-          <w:p>
-            <w:pPr>
-              <w:pStyle w:val="Normal"/>
-              <w:jc w:val="center"/>
-            </w:pPr>
-            <w:r>
-              <w:t>0.13</w:t>
-            </w:r>
-          </w:p>
-        </w:tc>
-        <w:tc>
-          <w:p>
-            <w:pPr>
-              <w:pStyle w:val="Normal"/>
-              <w:jc w:val="center"/>
-            </w:pPr>
-            <w:r>
-              <w:t>0.16</w:t>
-            </w:r>
-          </w:p>
-        </w:tc>
-        <w:tc>
-          <w:p>
-            <w:pPr>
-              <w:pStyle w:val="Normal"/>
-              <w:jc w:val="center"/>
-            </w:pPr>
-            <w:r>
-              <w:t>0.35</w:t>
-            </w:r>
-          </w:p>
-        </w:tc>
-        <w:tc>
-          <w:p>
-            <w:pPr>
-              <w:pStyle w:val="Normal"/>
-              <w:jc w:val="center"/>
-            </w:pPr>
-            <w:r>
-              <w:t>0.08</w:t>
-            </w:r>
-          </w:p>
-        </w:tc>
-        <w:tc>
-          <w:p>
-            <w:pPr>
-              <w:pStyle w:val="Normal"/>
-              <w:jc w:val="center"/>
-            </w:pPr>
-            <w:r>
-              <w:t>0.59</w:t>
-            </w:r>
-          </w:p>
-        </w:tc>
-        <w:tc>
-          <w:p>
-            <w:pPr>
-              <w:pStyle w:val="Normal"/>
-              <w:jc w:val="center"/>
-            </w:pPr>
-            <w:r>
-              <w:t>0.20</w:t>
+              <w:t>Ecology</w:t>
+            </w:r>
+          </w:p>
+        </w:tc>
+        <w:tc>
+          <w:p>
+            <w:pPr>
+              <w:pStyle w:val="Normal"/>
+              <w:jc w:val="center"/>
+            </w:pPr>
+            <w:r>
+              <w:t>No. of tests</w:t>
+            </w:r>
+          </w:p>
+        </w:tc>
+        <w:tc>
+          <w:p>
+            <w:pPr>
+              <w:pStyle w:val="Normal"/>
+              <w:jc w:val="center"/>
+            </w:pPr>
+            <w:r>
+              <w:t>20032</w:t>
+            </w:r>
+          </w:p>
+        </w:tc>
+        <w:tc>
+          <w:p>
+            <w:pPr>
+              <w:pStyle w:val="Normal"/>
+              <w:jc w:val="center"/>
+            </w:pPr>
+            <w:r>
+              <w:t>20032</w:t>
+            </w:r>
+          </w:p>
+        </w:tc>
+        <w:tc>
+          <w:p>
+            <w:pPr>
+              <w:pStyle w:val="Normal"/>
+              <w:jc w:val="center"/>
+            </w:pPr>
+            <w:r>
+              <w:t>20032</w:t>
+            </w:r>
+          </w:p>
+        </w:tc>
+        <w:tc>
+          <w:p>
+            <w:pPr>
+              <w:pStyle w:val="Normal"/>
+              <w:jc w:val="center"/>
+            </w:pPr>
+            <w:r>
+              <w:t>20032</w:t>
             </w:r>
           </w:p>
         </w:tc>
@@ -424,95 +292,62 @@
               <w:jc w:val="left"/>
             </w:pPr>
             <w:r>
-              <w:t>Environmental Engineering</w:t>
-            </w:r>
-          </w:p>
-        </w:tc>
-        <w:tc>
-          <w:p>
-            <w:pPr>
-              <w:pStyle w:val="Normal"/>
-              <w:jc w:val="center"/>
-            </w:pPr>
-            <w:r>
-              <w:t>40</w:t>
-            </w:r>
-          </w:p>
-        </w:tc>
-        <w:tc>
-          <w:p>
-            <w:pPr>
-              <w:pStyle w:val="Normal"/>
-              <w:jc w:val="center"/>
-            </w:pPr>
-            <w:r>
-              <w:t>6804</w:t>
-            </w:r>
-          </w:p>
-        </w:tc>
-        <w:tc>
-          <w:p>
-            <w:pPr>
-              <w:pStyle w:val="Normal"/>
-              <w:jc w:val="center"/>
-            </w:pPr>
-            <w:r>
-              <w:t>0.29</w:t>
-            </w:r>
-          </w:p>
-        </w:tc>
-        <w:tc>
-          <w:p>
-            <w:pPr>
-              <w:pStyle w:val="Normal"/>
-              <w:jc w:val="center"/>
-            </w:pPr>
-            <w:r>
-              <w:t>0.25</w:t>
-            </w:r>
-          </w:p>
-        </w:tc>
-        <w:tc>
-          <w:p>
-            <w:pPr>
-              <w:pStyle w:val="Normal"/>
-              <w:jc w:val="center"/>
-            </w:pPr>
-            <w:r>
-              <w:t>0.41</w:t>
-            </w:r>
-          </w:p>
-        </w:tc>
-        <w:tc>
-          <w:p>
-            <w:pPr>
-              <w:pStyle w:val="Normal"/>
-              <w:jc w:val="center"/>
-            </w:pPr>
-            <w:r>
-              <w:t>0.14</w:t>
-            </w:r>
-          </w:p>
-        </w:tc>
-        <w:tc>
-          <w:p>
-            <w:pPr>
-              <w:pStyle w:val="Normal"/>
-              <w:jc w:val="center"/>
-            </w:pPr>
-            <w:r>
-              <w:t>0.67</w:t>
-            </w:r>
-          </w:p>
-        </w:tc>
-        <w:tc>
-          <w:p>
-            <w:pPr>
-              <w:pStyle w:val="Normal"/>
-              <w:jc w:val="center"/>
-            </w:pPr>
-            <w:r>
-              <w:t>0.21</w:t>
+              <w:t>Environmental Chemistry</w:t>
+            </w:r>
+          </w:p>
+        </w:tc>
+        <w:tc>
+          <w:p>
+            <w:pPr>
+              <w:pStyle w:val="Normal"/>
+              <w:jc w:val="center"/>
+            </w:pPr>
+            <w:r>
+              <w:t>ESR_{0.05}^{sig}</w:t>
+            </w:r>
+          </w:p>
+        </w:tc>
+        <w:tc>
+          <w:p>
+            <w:pPr>
+              <w:pStyle w:val="Normal"/>
+              <w:jc w:val="center"/>
+            </w:pPr>
+            <w:r>
+              <w:t>0.457 [0.381, 0.501]</w:t>
+            </w:r>
+          </w:p>
+        </w:tc>
+        <w:tc>
+          <w:p>
+            <w:pPr>
+              <w:pStyle w:val="Normal"/>
+              <w:jc w:val="center"/>
+            </w:pPr>
+            <w:r>
+              <w:t>0.318 [0.301, 0.364]</w:t>
+            </w:r>
+          </w:p>
+        </w:tc>
+        <w:tc>
+          <w:p>
+            <w:pPr>
+              <w:pStyle w:val="Normal"/>
+              <w:jc w:val="center"/>
+            </w:pPr>
+            <w:r>
+              <w:t>0.211 [0.202, 0.261]</w:t>
+            </w:r>
+          </w:p>
+        </w:tc>
+        <w:tc>
+          <w:p>
+            <w:pPr>
+              <w:pStyle w:val="Normal"/>
+              <w:jc w:val="center"/>
+            </w:pPr>
+            <w:r>
+              <w:t>0.131 [0.123, 0.185]</w:t>
             </w:r>
           </w:p>
         </w:tc>
@@ -525,95 +360,62 @@
               <w:jc w:val="left"/>
             </w:pPr>
             <w:r>
-              <w:t>Health, Toxicology and Mutagenesis</w:t>
-            </w:r>
-          </w:p>
-        </w:tc>
-        <w:tc>
-          <w:p>
-            <w:pPr>
-              <w:pStyle w:val="Normal"/>
-              <w:jc w:val="center"/>
-            </w:pPr>
-            <w:r>
-              <w:t>254</w:t>
-            </w:r>
-          </w:p>
-        </w:tc>
-        <w:tc>
-          <w:p>
-            <w:pPr>
-              <w:pStyle w:val="Normal"/>
-              <w:jc w:val="center"/>
-            </w:pPr>
-            <w:r>
-              <w:t>4976</w:t>
-            </w:r>
-          </w:p>
-        </w:tc>
-        <w:tc>
-          <w:p>
-            <w:pPr>
-              <w:pStyle w:val="Normal"/>
-              <w:jc w:val="center"/>
-            </w:pPr>
-            <w:r>
-              <w:t>0.20</w:t>
-            </w:r>
-          </w:p>
-        </w:tc>
-        <w:tc>
-          <w:p>
-            <w:pPr>
-              <w:pStyle w:val="Normal"/>
-              <w:jc w:val="center"/>
-            </w:pPr>
-            <w:r>
-              <w:t>1.00</w:t>
-            </w:r>
-          </w:p>
-        </w:tc>
-        <w:tc>
-          <w:p>
-            <w:pPr>
-              <w:pStyle w:val="Normal"/>
-              <w:jc w:val="center"/>
-            </w:pPr>
-            <w:r>
-              <w:t>0.68</w:t>
-            </w:r>
-          </w:p>
-        </w:tc>
-        <w:tc>
-          <w:p>
-            <w:pPr>
-              <w:pStyle w:val="Normal"/>
-              <w:jc w:val="center"/>
-            </w:pPr>
-            <w:r>
-              <w:t>0.22</w:t>
-            </w:r>
-          </w:p>
-        </w:tc>
-        <w:tc>
-          <w:p>
-            <w:pPr>
-              <w:pStyle w:val="Normal"/>
-              <w:jc w:val="center"/>
-            </w:pPr>
-            <w:r>
-              <w:t>1.00</w:t>
-            </w:r>
-          </w:p>
-        </w:tc>
-        <w:tc>
-          <w:p>
-            <w:pPr>
-              <w:pStyle w:val="Normal"/>
-              <w:jc w:val="center"/>
-            </w:pPr>
-            <w:r>
-              <w:t>0.58</w:t>
+              <w:t>Environmental Chemistry</w:t>
+            </w:r>
+          </w:p>
+        </w:tc>
+        <w:tc>
+          <w:p>
+            <w:pPr>
+              <w:pStyle w:val="Normal"/>
+              <w:jc w:val="center"/>
+            </w:pPr>
+            <w:r>
+              <w:t>No. of meta-analyses</w:t>
+            </w:r>
+          </w:p>
+        </w:tc>
+        <w:tc>
+          <w:p>
+            <w:pPr>
+              <w:pStyle w:val="Normal"/>
+              <w:jc w:val="center"/>
+            </w:pPr>
+            <w:r>
+              <w:t>65</w:t>
+            </w:r>
+          </w:p>
+        </w:tc>
+        <w:tc>
+          <w:p>
+            <w:pPr>
+              <w:pStyle w:val="Normal"/>
+              <w:jc w:val="center"/>
+            </w:pPr>
+            <w:r>
+              <w:t>65</w:t>
+            </w:r>
+          </w:p>
+        </w:tc>
+        <w:tc>
+          <w:p>
+            <w:pPr>
+              <w:pStyle w:val="Normal"/>
+              <w:jc w:val="center"/>
+            </w:pPr>
+            <w:r>
+              <w:t>65</w:t>
+            </w:r>
+          </w:p>
+        </w:tc>
+        <w:tc>
+          <w:p>
+            <w:pPr>
+              <w:pStyle w:val="Normal"/>
+              <w:jc w:val="center"/>
+            </w:pPr>
+            <w:r>
+              <w:t>65</w:t>
             </w:r>
           </w:p>
         </w:tc>
@@ -626,95 +428,62 @@
               <w:jc w:val="left"/>
             </w:pPr>
             <w:r>
-              <w:t>Management, Monitoring, Policy and Law</w:t>
-            </w:r>
-          </w:p>
-        </w:tc>
-        <w:tc>
-          <w:p>
-            <w:pPr>
-              <w:pStyle w:val="Normal"/>
-              <w:jc w:val="center"/>
-            </w:pPr>
-            <w:r>
-              <w:t>17</w:t>
-            </w:r>
-          </w:p>
-        </w:tc>
-        <w:tc>
-          <w:p>
-            <w:pPr>
-              <w:pStyle w:val="Normal"/>
-              <w:jc w:val="center"/>
-            </w:pPr>
-            <w:r>
-              <w:t> 370</w:t>
-            </w:r>
-          </w:p>
-        </w:tc>
-        <w:tc>
-          <w:p>
-            <w:pPr>
-              <w:pStyle w:val="Normal"/>
-              <w:jc w:val="center"/>
-            </w:pPr>
-            <w:r>
-              <w:t>0.12</w:t>
-            </w:r>
-          </w:p>
-        </w:tc>
-        <w:tc>
-          <w:p>
-            <w:pPr>
-              <w:pStyle w:val="Normal"/>
-              <w:jc w:val="center"/>
-            </w:pPr>
-            <w:r>
-              <w:t>0.17</w:t>
-            </w:r>
-          </w:p>
-        </w:tc>
-        <w:tc>
-          <w:p>
-            <w:pPr>
-              <w:pStyle w:val="Normal"/>
-              <w:jc w:val="center"/>
-            </w:pPr>
-            <w:r>
-              <w:t>0.32</w:t>
-            </w:r>
-          </w:p>
-        </w:tc>
-        <w:tc>
-          <w:p>
-            <w:pPr>
-              <w:pStyle w:val="Normal"/>
-              <w:jc w:val="center"/>
-            </w:pPr>
-            <w:r>
-              <w:t>0.08</w:t>
-            </w:r>
-          </w:p>
-        </w:tc>
-        <w:tc>
-          <w:p>
-            <w:pPr>
-              <w:pStyle w:val="Normal"/>
-              <w:jc w:val="center"/>
-            </w:pPr>
-            <w:r>
-              <w:t>0.49</w:t>
-            </w:r>
-          </w:p>
-        </w:tc>
-        <w:tc>
-          <w:p>
-            <w:pPr>
-              <w:pStyle w:val="Normal"/>
-              <w:jc w:val="center"/>
-            </w:pPr>
-            <w:r>
-              <w:t>0.14</w:t>
+              <w:t>Environmental Chemistry</w:t>
+            </w:r>
+          </w:p>
+        </w:tc>
+        <w:tc>
+          <w:p>
+            <w:pPr>
+              <w:pStyle w:val="Normal"/>
+              <w:jc w:val="center"/>
+            </w:pPr>
+            <w:r>
+              <w:t>No. of tests</w:t>
+            </w:r>
+          </w:p>
+        </w:tc>
+        <w:tc>
+          <w:p>
+            <w:pPr>
+              <w:pStyle w:val="Normal"/>
+              <w:jc w:val="center"/>
+            </w:pPr>
+            <w:r>
+              <w:t>8523</w:t>
+            </w:r>
+          </w:p>
+        </w:tc>
+        <w:tc>
+          <w:p>
+            <w:pPr>
+              <w:pStyle w:val="Normal"/>
+              <w:jc w:val="center"/>
+            </w:pPr>
+            <w:r>
+              <w:t>8523</w:t>
+            </w:r>
+          </w:p>
+        </w:tc>
+        <w:tc>
+          <w:p>
+            <w:pPr>
+              <w:pStyle w:val="Normal"/>
+              <w:jc w:val="center"/>
+            </w:pPr>
+            <w:r>
+              <w:t>8523</w:t>
+            </w:r>
+          </w:p>
+        </w:tc>
+        <w:tc>
+          <w:p>
+            <w:pPr>
+              <w:pStyle w:val="Normal"/>
+              <w:jc w:val="center"/>
+            </w:pPr>
+            <w:r>
+              <w:t>8523</w:t>
             </w:r>
           </w:p>
         </w:tc>
@@ -727,95 +496,62 @@
               <w:jc w:val="left"/>
             </w:pPr>
             <w:r>
-              <w:t>Nature and Landscape Conservation</w:t>
-            </w:r>
-          </w:p>
-        </w:tc>
-        <w:tc>
-          <w:p>
-            <w:pPr>
-              <w:pStyle w:val="Normal"/>
-              <w:jc w:val="center"/>
-            </w:pPr>
-            <w:r>
-              <w:t>93</w:t>
-            </w:r>
-          </w:p>
-        </w:tc>
-        <w:tc>
-          <w:p>
-            <w:pPr>
-              <w:pStyle w:val="Normal"/>
-              <w:jc w:val="center"/>
-            </w:pPr>
-            <w:r>
-              <w:t>6706</w:t>
-            </w:r>
-          </w:p>
-        </w:tc>
-        <w:tc>
-          <w:p>
-            <w:pPr>
-              <w:pStyle w:val="Normal"/>
-              <w:jc w:val="center"/>
-            </w:pPr>
-            <w:r>
-              <w:t>0.13</w:t>
-            </w:r>
-          </w:p>
-        </w:tc>
-        <w:tc>
-          <w:p>
-            <w:pPr>
-              <w:pStyle w:val="Normal"/>
-              <w:jc w:val="center"/>
-            </w:pPr>
-            <w:r>
-              <w:t>0.36</w:t>
-            </w:r>
-          </w:p>
-        </w:tc>
-        <w:tc>
-          <w:p>
-            <w:pPr>
-              <w:pStyle w:val="Normal"/>
-              <w:jc w:val="center"/>
-            </w:pPr>
-            <w:r>
-              <w:t>0.48</w:t>
-            </w:r>
-          </w:p>
-        </w:tc>
-        <w:tc>
-          <w:p>
-            <w:pPr>
-              <w:pStyle w:val="Normal"/>
-              <w:jc w:val="center"/>
-            </w:pPr>
-            <w:r>
-              <w:t>0.11</w:t>
-            </w:r>
-          </w:p>
-        </w:tc>
-        <w:tc>
-          <w:p>
-            <w:pPr>
-              <w:pStyle w:val="Normal"/>
-              <w:jc w:val="center"/>
-            </w:pPr>
-            <w:r>
-              <w:t>0.94</w:t>
-            </w:r>
-          </w:p>
-        </w:tc>
-        <w:tc>
-          <w:p>
-            <w:pPr>
-              <w:pStyle w:val="Normal"/>
-              <w:jc w:val="center"/>
-            </w:pPr>
-            <w:r>
-              <w:t>0.31</w:t>
+              <w:t>Environmental Engineering</w:t>
+            </w:r>
+          </w:p>
+        </w:tc>
+        <w:tc>
+          <w:p>
+            <w:pPr>
+              <w:pStyle w:val="Normal"/>
+              <w:jc w:val="center"/>
+            </w:pPr>
+            <w:r>
+              <w:t>ESR_{0.05}^{sig}</w:t>
+            </w:r>
+          </w:p>
+        </w:tc>
+        <w:tc>
+          <w:p>
+            <w:pPr>
+              <w:pStyle w:val="Normal"/>
+              <w:jc w:val="center"/>
+            </w:pPr>
+            <w:r>
+              <w:t>0.386 [0.349, 0.434]</w:t>
+            </w:r>
+          </w:p>
+        </w:tc>
+        <w:tc>
+          <w:p>
+            <w:pPr>
+              <w:pStyle w:val="Normal"/>
+              <w:jc w:val="center"/>
+            </w:pPr>
+            <w:r>
+              <w:t>0.244 [0.212, 0.274]</w:t>
+            </w:r>
+          </w:p>
+        </w:tc>
+        <w:tc>
+          <w:p>
+            <w:pPr>
+              <w:pStyle w:val="Normal"/>
+              <w:jc w:val="center"/>
+            </w:pPr>
+            <w:r>
+              <w:t>0.13 [0.093, 0.169]</w:t>
+            </w:r>
+          </w:p>
+        </w:tc>
+        <w:tc>
+          <w:p>
+            <w:pPr>
+              <w:pStyle w:val="Normal"/>
+              <w:jc w:val="center"/>
+            </w:pPr>
+            <w:r>
+              <w:t>0.051 [0.011, 0.096]</w:t>
             </w:r>
           </w:p>
         </w:tc>
@@ -828,6 +564,754 @@
               <w:jc w:val="left"/>
             </w:pPr>
             <w:r>
+              <w:t>Environmental Engineering</w:t>
+            </w:r>
+          </w:p>
+        </w:tc>
+        <w:tc>
+          <w:p>
+            <w:pPr>
+              <w:pStyle w:val="Normal"/>
+              <w:jc w:val="center"/>
+            </w:pPr>
+            <w:r>
+              <w:t>No. of meta-analyses</w:t>
+            </w:r>
+          </w:p>
+        </w:tc>
+        <w:tc>
+          <w:p>
+            <w:pPr>
+              <w:pStyle w:val="Normal"/>
+              <w:jc w:val="center"/>
+            </w:pPr>
+            <w:r>
+              <w:t>40</w:t>
+            </w:r>
+          </w:p>
+        </w:tc>
+        <w:tc>
+          <w:p>
+            <w:pPr>
+              <w:pStyle w:val="Normal"/>
+              <w:jc w:val="center"/>
+            </w:pPr>
+            <w:r>
+              <w:t>40</w:t>
+            </w:r>
+          </w:p>
+        </w:tc>
+        <w:tc>
+          <w:p>
+            <w:pPr>
+              <w:pStyle w:val="Normal"/>
+              <w:jc w:val="center"/>
+            </w:pPr>
+            <w:r>
+              <w:t>40</w:t>
+            </w:r>
+          </w:p>
+        </w:tc>
+        <w:tc>
+          <w:p>
+            <w:pPr>
+              <w:pStyle w:val="Normal"/>
+              <w:jc w:val="center"/>
+            </w:pPr>
+            <w:r>
+              <w:t>40</w:t>
+            </w:r>
+          </w:p>
+        </w:tc>
+      </w:tr>
+      <w:tr>
+        <w:tc>
+          <w:p>
+            <w:pPr>
+              <w:pStyle w:val="Normal"/>
+              <w:jc w:val="left"/>
+            </w:pPr>
+            <w:r>
+              <w:t>Environmental Engineering</w:t>
+            </w:r>
+          </w:p>
+        </w:tc>
+        <w:tc>
+          <w:p>
+            <w:pPr>
+              <w:pStyle w:val="Normal"/>
+              <w:jc w:val="center"/>
+            </w:pPr>
+            <w:r>
+              <w:t>No. of tests</w:t>
+            </w:r>
+          </w:p>
+        </w:tc>
+        <w:tc>
+          <w:p>
+            <w:pPr>
+              <w:pStyle w:val="Normal"/>
+              <w:jc w:val="center"/>
+            </w:pPr>
+            <w:r>
+              <w:t>12217</w:t>
+            </w:r>
+          </w:p>
+        </w:tc>
+        <w:tc>
+          <w:p>
+            <w:pPr>
+              <w:pStyle w:val="Normal"/>
+              <w:jc w:val="center"/>
+            </w:pPr>
+            <w:r>
+              <w:t>12217</w:t>
+            </w:r>
+          </w:p>
+        </w:tc>
+        <w:tc>
+          <w:p>
+            <w:pPr>
+              <w:pStyle w:val="Normal"/>
+              <w:jc w:val="center"/>
+            </w:pPr>
+            <w:r>
+              <w:t>12217</w:t>
+            </w:r>
+          </w:p>
+        </w:tc>
+        <w:tc>
+          <w:p>
+            <w:pPr>
+              <w:pStyle w:val="Normal"/>
+              <w:jc w:val="center"/>
+            </w:pPr>
+            <w:r>
+              <w:t>12217</w:t>
+            </w:r>
+          </w:p>
+        </w:tc>
+      </w:tr>
+      <w:tr>
+        <w:tc>
+          <w:p>
+            <w:pPr>
+              <w:pStyle w:val="Normal"/>
+              <w:jc w:val="left"/>
+            </w:pPr>
+            <w:r>
+              <w:t>Health, Toxicology and Mutagenesis</w:t>
+            </w:r>
+          </w:p>
+        </w:tc>
+        <w:tc>
+          <w:p>
+            <w:pPr>
+              <w:pStyle w:val="Normal"/>
+              <w:jc w:val="center"/>
+            </w:pPr>
+            <w:r>
+              <w:t>ESR_{0.05}^{sig}</w:t>
+            </w:r>
+          </w:p>
+        </w:tc>
+        <w:tc>
+          <w:p>
+            <w:pPr>
+              <w:pStyle w:val="Normal"/>
+              <w:jc w:val="center"/>
+            </w:pPr>
+            <w:r>
+              <w:t>0.179 [0.105, 0.246]</w:t>
+            </w:r>
+          </w:p>
+        </w:tc>
+        <w:tc>
+          <w:p>
+            <w:pPr>
+              <w:pStyle w:val="Normal"/>
+              <w:jc w:val="center"/>
+            </w:pPr>
+            <w:r>
+              <w:t>0.156 [0.08, 0.216]</w:t>
+            </w:r>
+          </w:p>
+        </w:tc>
+        <w:tc>
+          <w:p>
+            <w:pPr>
+              <w:pStyle w:val="Normal"/>
+              <w:jc w:val="center"/>
+            </w:pPr>
+            <w:r>
+              <w:t>0.124 [0.052, 0.183]</w:t>
+            </w:r>
+          </w:p>
+        </w:tc>
+        <w:tc>
+          <w:p>
+            <w:pPr>
+              <w:pStyle w:val="Normal"/>
+              <w:jc w:val="center"/>
+            </w:pPr>
+            <w:r>
+              <w:t>0.1 [0.03, 0.157]</w:t>
+            </w:r>
+          </w:p>
+        </w:tc>
+      </w:tr>
+      <w:tr>
+        <w:tc>
+          <w:p>
+            <w:pPr>
+              <w:pStyle w:val="Normal"/>
+              <w:jc w:val="left"/>
+            </w:pPr>
+            <w:r>
+              <w:t>Health, Toxicology and Mutagenesis</w:t>
+            </w:r>
+          </w:p>
+        </w:tc>
+        <w:tc>
+          <w:p>
+            <w:pPr>
+              <w:pStyle w:val="Normal"/>
+              <w:jc w:val="center"/>
+            </w:pPr>
+            <w:r>
+              <w:t>No. of meta-analyses</w:t>
+            </w:r>
+          </w:p>
+        </w:tc>
+        <w:tc>
+          <w:p>
+            <w:pPr>
+              <w:pStyle w:val="Normal"/>
+              <w:jc w:val="center"/>
+            </w:pPr>
+            <w:r>
+              <w:t>283</w:t>
+            </w:r>
+          </w:p>
+        </w:tc>
+        <w:tc>
+          <w:p>
+            <w:pPr>
+              <w:pStyle w:val="Normal"/>
+              <w:jc w:val="center"/>
+            </w:pPr>
+            <w:r>
+              <w:t>283</w:t>
+            </w:r>
+          </w:p>
+        </w:tc>
+        <w:tc>
+          <w:p>
+            <w:pPr>
+              <w:pStyle w:val="Normal"/>
+              <w:jc w:val="center"/>
+            </w:pPr>
+            <w:r>
+              <w:t>283</w:t>
+            </w:r>
+          </w:p>
+        </w:tc>
+        <w:tc>
+          <w:p>
+            <w:pPr>
+              <w:pStyle w:val="Normal"/>
+              <w:jc w:val="center"/>
+            </w:pPr>
+            <w:r>
+              <w:t>283</w:t>
+            </w:r>
+          </w:p>
+        </w:tc>
+      </w:tr>
+      <w:tr>
+        <w:tc>
+          <w:p>
+            <w:pPr>
+              <w:pStyle w:val="Normal"/>
+              <w:jc w:val="left"/>
+            </w:pPr>
+            <w:r>
+              <w:t>Health, Toxicology and Mutagenesis</w:t>
+            </w:r>
+          </w:p>
+        </w:tc>
+        <w:tc>
+          <w:p>
+            <w:pPr>
+              <w:pStyle w:val="Normal"/>
+              <w:jc w:val="center"/>
+            </w:pPr>
+            <w:r>
+              <w:t>No. of tests</w:t>
+            </w:r>
+          </w:p>
+        </w:tc>
+        <w:tc>
+          <w:p>
+            <w:pPr>
+              <w:pStyle w:val="Normal"/>
+              <w:jc w:val="center"/>
+            </w:pPr>
+            <w:r>
+              <w:t>8378</w:t>
+            </w:r>
+          </w:p>
+        </w:tc>
+        <w:tc>
+          <w:p>
+            <w:pPr>
+              <w:pStyle w:val="Normal"/>
+              <w:jc w:val="center"/>
+            </w:pPr>
+            <w:r>
+              <w:t>8378</w:t>
+            </w:r>
+          </w:p>
+        </w:tc>
+        <w:tc>
+          <w:p>
+            <w:pPr>
+              <w:pStyle w:val="Normal"/>
+              <w:jc w:val="center"/>
+            </w:pPr>
+            <w:r>
+              <w:t>8378</w:t>
+            </w:r>
+          </w:p>
+        </w:tc>
+        <w:tc>
+          <w:p>
+            <w:pPr>
+              <w:pStyle w:val="Normal"/>
+              <w:jc w:val="center"/>
+            </w:pPr>
+            <w:r>
+              <w:t>8378</w:t>
+            </w:r>
+          </w:p>
+        </w:tc>
+      </w:tr>
+      <w:tr>
+        <w:tc>
+          <w:p>
+            <w:pPr>
+              <w:pStyle w:val="Normal"/>
+              <w:jc w:val="left"/>
+            </w:pPr>
+            <w:r>
+              <w:t>Management, Monitoring, Policy and Law</w:t>
+            </w:r>
+          </w:p>
+        </w:tc>
+        <w:tc>
+          <w:p>
+            <w:pPr>
+              <w:pStyle w:val="Normal"/>
+              <w:jc w:val="center"/>
+            </w:pPr>
+            <w:r>
+              <w:t>ESR_{0.05}^{sig}</w:t>
+            </w:r>
+          </w:p>
+        </w:tc>
+        <w:tc>
+          <w:p>
+            <w:pPr>
+              <w:pStyle w:val="Normal"/>
+              <w:jc w:val="center"/>
+            </w:pPr>
+            <w:r>
+              <w:t>0.542 [0.414, 0.594]</w:t>
+            </w:r>
+          </w:p>
+        </w:tc>
+        <w:tc>
+          <w:p>
+            <w:pPr>
+              <w:pStyle w:val="Normal"/>
+              <w:jc w:val="center"/>
+            </w:pPr>
+            <w:r>
+              <w:t>0.48 [0.402, 0.556]</w:t>
+            </w:r>
+          </w:p>
+        </w:tc>
+        <w:tc>
+          <w:p>
+            <w:pPr>
+              <w:pStyle w:val="Normal"/>
+              <w:jc w:val="center"/>
+            </w:pPr>
+            <w:r>
+              <w:t>0.435 [0.378, 0.531]</w:t>
+            </w:r>
+          </w:p>
+        </w:tc>
+        <w:tc>
+          <w:p>
+            <w:pPr>
+              <w:pStyle w:val="Normal"/>
+              <w:jc w:val="center"/>
+            </w:pPr>
+            <w:r>
+              <w:t>0.397 [0.348, 0.506]</w:t>
+            </w:r>
+          </w:p>
+        </w:tc>
+      </w:tr>
+      <w:tr>
+        <w:tc>
+          <w:p>
+            <w:pPr>
+              <w:pStyle w:val="Normal"/>
+              <w:jc w:val="left"/>
+            </w:pPr>
+            <w:r>
+              <w:t>Management, Monitoring, Policy and Law</w:t>
+            </w:r>
+          </w:p>
+        </w:tc>
+        <w:tc>
+          <w:p>
+            <w:pPr>
+              <w:pStyle w:val="Normal"/>
+              <w:jc w:val="center"/>
+            </w:pPr>
+            <w:r>
+              <w:t>No. of meta-analyses</w:t>
+            </w:r>
+          </w:p>
+        </w:tc>
+        <w:tc>
+          <w:p>
+            <w:pPr>
+              <w:pStyle w:val="Normal"/>
+              <w:jc w:val="center"/>
+            </w:pPr>
+            <w:r>
+              <w:t>19</w:t>
+            </w:r>
+          </w:p>
+        </w:tc>
+        <w:tc>
+          <w:p>
+            <w:pPr>
+              <w:pStyle w:val="Normal"/>
+              <w:jc w:val="center"/>
+            </w:pPr>
+            <w:r>
+              <w:t>19</w:t>
+            </w:r>
+          </w:p>
+        </w:tc>
+        <w:tc>
+          <w:p>
+            <w:pPr>
+              <w:pStyle w:val="Normal"/>
+              <w:jc w:val="center"/>
+            </w:pPr>
+            <w:r>
+              <w:t>19</w:t>
+            </w:r>
+          </w:p>
+        </w:tc>
+        <w:tc>
+          <w:p>
+            <w:pPr>
+              <w:pStyle w:val="Normal"/>
+              <w:jc w:val="center"/>
+            </w:pPr>
+            <w:r>
+              <w:t>19</w:t>
+            </w:r>
+          </w:p>
+        </w:tc>
+      </w:tr>
+      <w:tr>
+        <w:tc>
+          <w:p>
+            <w:pPr>
+              <w:pStyle w:val="Normal"/>
+              <w:jc w:val="left"/>
+            </w:pPr>
+            <w:r>
+              <w:t>Management, Monitoring, Policy and Law</w:t>
+            </w:r>
+          </w:p>
+        </w:tc>
+        <w:tc>
+          <w:p>
+            <w:pPr>
+              <w:pStyle w:val="Normal"/>
+              <w:jc w:val="center"/>
+            </w:pPr>
+            <w:r>
+              <w:t>No. of tests</w:t>
+            </w:r>
+          </w:p>
+        </w:tc>
+        <w:tc>
+          <w:p>
+            <w:pPr>
+              <w:pStyle w:val="Normal"/>
+              <w:jc w:val="center"/>
+            </w:pPr>
+            <w:r>
+              <w:t>816</w:t>
+            </w:r>
+          </w:p>
+        </w:tc>
+        <w:tc>
+          <w:p>
+            <w:pPr>
+              <w:pStyle w:val="Normal"/>
+              <w:jc w:val="center"/>
+            </w:pPr>
+            <w:r>
+              <w:t>816</w:t>
+            </w:r>
+          </w:p>
+        </w:tc>
+        <w:tc>
+          <w:p>
+            <w:pPr>
+              <w:pStyle w:val="Normal"/>
+              <w:jc w:val="center"/>
+            </w:pPr>
+            <w:r>
+              <w:t>816</w:t>
+            </w:r>
+          </w:p>
+        </w:tc>
+        <w:tc>
+          <w:p>
+            <w:pPr>
+              <w:pStyle w:val="Normal"/>
+              <w:jc w:val="center"/>
+            </w:pPr>
+            <w:r>
+              <w:t>816</w:t>
+            </w:r>
+          </w:p>
+        </w:tc>
+      </w:tr>
+      <w:tr>
+        <w:tc>
+          <w:p>
+            <w:pPr>
+              <w:pStyle w:val="Normal"/>
+              <w:jc w:val="left"/>
+            </w:pPr>
+            <w:r>
+              <w:t>Nature and Landscape Conservation</w:t>
+            </w:r>
+          </w:p>
+        </w:tc>
+        <w:tc>
+          <w:p>
+            <w:pPr>
+              <w:pStyle w:val="Normal"/>
+              <w:jc w:val="center"/>
+            </w:pPr>
+            <w:r>
+              <w:t>ESR_{0.05}^{sig}</w:t>
+            </w:r>
+          </w:p>
+        </w:tc>
+        <w:tc>
+          <w:p>
+            <w:pPr>
+              <w:pStyle w:val="Normal"/>
+              <w:jc w:val="center"/>
+            </w:pPr>
+            <w:r>
+              <w:t>0.343 [0.338, 0.501]</w:t>
+            </w:r>
+          </w:p>
+        </w:tc>
+        <w:tc>
+          <w:p>
+            <w:pPr>
+              <w:pStyle w:val="Normal"/>
+              <w:jc w:val="center"/>
+            </w:pPr>
+            <w:r>
+              <w:t>0.299 [0.291, 0.391]</w:t>
+            </w:r>
+          </w:p>
+        </w:tc>
+        <w:tc>
+          <w:p>
+            <w:pPr>
+              <w:pStyle w:val="Normal"/>
+              <w:jc w:val="center"/>
+            </w:pPr>
+            <w:r>
+              <w:t>0.219 [0.198, 0.297]</w:t>
+            </w:r>
+          </w:p>
+        </w:tc>
+        <w:tc>
+          <w:p>
+            <w:pPr>
+              <w:pStyle w:val="Normal"/>
+              <w:jc w:val="center"/>
+            </w:pPr>
+            <w:r>
+              <w:t>0.158 [0.128, 0.226]</w:t>
+            </w:r>
+          </w:p>
+        </w:tc>
+      </w:tr>
+      <w:tr>
+        <w:tc>
+          <w:p>
+            <w:pPr>
+              <w:pStyle w:val="Normal"/>
+              <w:jc w:val="left"/>
+            </w:pPr>
+            <w:r>
+              <w:t>Nature and Landscape Conservation</w:t>
+            </w:r>
+          </w:p>
+        </w:tc>
+        <w:tc>
+          <w:p>
+            <w:pPr>
+              <w:pStyle w:val="Normal"/>
+              <w:jc w:val="center"/>
+            </w:pPr>
+            <w:r>
+              <w:t>No. of meta-analyses</w:t>
+            </w:r>
+          </w:p>
+        </w:tc>
+        <w:tc>
+          <w:p>
+            <w:pPr>
+              <w:pStyle w:val="Normal"/>
+              <w:jc w:val="center"/>
+            </w:pPr>
+            <w:r>
+              <w:t>98</w:t>
+            </w:r>
+          </w:p>
+        </w:tc>
+        <w:tc>
+          <w:p>
+            <w:pPr>
+              <w:pStyle w:val="Normal"/>
+              <w:jc w:val="center"/>
+            </w:pPr>
+            <w:r>
+              <w:t>98</w:t>
+            </w:r>
+          </w:p>
+        </w:tc>
+        <w:tc>
+          <w:p>
+            <w:pPr>
+              <w:pStyle w:val="Normal"/>
+              <w:jc w:val="center"/>
+            </w:pPr>
+            <w:r>
+              <w:t>98</w:t>
+            </w:r>
+          </w:p>
+        </w:tc>
+        <w:tc>
+          <w:p>
+            <w:pPr>
+              <w:pStyle w:val="Normal"/>
+              <w:jc w:val="center"/>
+            </w:pPr>
+            <w:r>
+              <w:t>98</w:t>
+            </w:r>
+          </w:p>
+        </w:tc>
+      </w:tr>
+      <w:tr>
+        <w:tc>
+          <w:p>
+            <w:pPr>
+              <w:pStyle w:val="Normal"/>
+              <w:jc w:val="left"/>
+            </w:pPr>
+            <w:r>
+              <w:t>Nature and Landscape Conservation</w:t>
+            </w:r>
+          </w:p>
+        </w:tc>
+        <w:tc>
+          <w:p>
+            <w:pPr>
+              <w:pStyle w:val="Normal"/>
+              <w:jc w:val="center"/>
+            </w:pPr>
+            <w:r>
+              <w:t>No. of tests</w:t>
+            </w:r>
+          </w:p>
+        </w:tc>
+        <w:tc>
+          <w:p>
+            <w:pPr>
+              <w:pStyle w:val="Normal"/>
+              <w:jc w:val="center"/>
+            </w:pPr>
+            <w:r>
+              <w:t>13051</w:t>
+            </w:r>
+          </w:p>
+        </w:tc>
+        <w:tc>
+          <w:p>
+            <w:pPr>
+              <w:pStyle w:val="Normal"/>
+              <w:jc w:val="center"/>
+            </w:pPr>
+            <w:r>
+              <w:t>13051</w:t>
+            </w:r>
+          </w:p>
+        </w:tc>
+        <w:tc>
+          <w:p>
+            <w:pPr>
+              <w:pStyle w:val="Normal"/>
+              <w:jc w:val="center"/>
+            </w:pPr>
+            <w:r>
+              <w:t>13051</w:t>
+            </w:r>
+          </w:p>
+        </w:tc>
+        <w:tc>
+          <w:p>
+            <w:pPr>
+              <w:pStyle w:val="Normal"/>
+              <w:jc w:val="center"/>
+            </w:pPr>
+            <w:r>
+              <w:t>13051</w:t>
+            </w:r>
+          </w:p>
+        </w:tc>
+      </w:tr>
+      <w:tr>
+        <w:tc>
+          <w:p>
+            <w:pPr>
+              <w:pStyle w:val="Normal"/>
+              <w:jc w:val="left"/>
+            </w:pPr>
+            <w:r>
               <w:t>Water Science and Technology</w:t>
             </w:r>
           </w:p>
@@ -839,6 +1323,85 @@
               <w:jc w:val="center"/>
             </w:pPr>
             <w:r>
+              <w:t>ESR_{0.05}^{sig}</w:t>
+            </w:r>
+          </w:p>
+        </w:tc>
+        <w:tc>
+          <w:p>
+            <w:pPr>
+              <w:pStyle w:val="Normal"/>
+              <w:jc w:val="center"/>
+            </w:pPr>
+            <w:r>
+              <w:t>0.305 [0.222, 0.35]</w:t>
+            </w:r>
+          </w:p>
+        </w:tc>
+        <w:tc>
+          <w:p>
+            <w:pPr>
+              <w:pStyle w:val="Normal"/>
+              <w:jc w:val="center"/>
+            </w:pPr>
+            <w:r>
+              <w:t>0.255 [0.171, 0.292]</w:t>
+            </w:r>
+          </w:p>
+        </w:tc>
+        <w:tc>
+          <w:p>
+            <w:pPr>
+              <w:pStyle w:val="Normal"/>
+              <w:jc w:val="center"/>
+            </w:pPr>
+            <w:r>
+              <w:t>0.212 [0.135, 0.248]</w:t>
+            </w:r>
+          </w:p>
+        </w:tc>
+        <w:tc>
+          <w:p>
+            <w:pPr>
+              <w:pStyle w:val="Normal"/>
+              <w:jc w:val="center"/>
+            </w:pPr>
+            <w:r>
+              <w:t>0.178 [0.107, 0.221]</w:t>
+            </w:r>
+          </w:p>
+        </w:tc>
+      </w:tr>
+      <w:tr>
+        <w:tc>
+          <w:p>
+            <w:pPr>
+              <w:pStyle w:val="Normal"/>
+              <w:jc w:val="left"/>
+            </w:pPr>
+            <w:r>
+              <w:t>Water Science and Technology</w:t>
+            </w:r>
+          </w:p>
+        </w:tc>
+        <w:tc>
+          <w:p>
+            <w:pPr>
+              <w:pStyle w:val="Normal"/>
+              <w:jc w:val="center"/>
+            </w:pPr>
+            <w:r>
+              <w:t>No. of meta-analyses</w:t>
+            </w:r>
+          </w:p>
+        </w:tc>
+        <w:tc>
+          <w:p>
+            <w:pPr>
+              <w:pStyle w:val="Normal"/>
+              <w:jc w:val="center"/>
+            </w:pPr>
+            <w:r>
               <w:t>41</w:t>
             </w:r>
           </w:p>
@@ -850,73 +1413,97 @@
               <w:jc w:val="center"/>
             </w:pPr>
             <w:r>
-              <w:t> 463</w:t>
-            </w:r>
-          </w:p>
-        </w:tc>
-        <w:tc>
-          <w:p>
-            <w:pPr>
-              <w:pStyle w:val="Normal"/>
-              <w:jc w:val="center"/>
-            </w:pPr>
-            <w:r>
-              <w:t>0.22</w:t>
-            </w:r>
-          </w:p>
-        </w:tc>
-        <w:tc>
-          <w:p>
-            <w:pPr>
-              <w:pStyle w:val="Normal"/>
-              <w:jc w:val="center"/>
-            </w:pPr>
-            <w:r>
-              <w:t>0.45</w:t>
-            </w:r>
-          </w:p>
-        </w:tc>
-        <w:tc>
-          <w:p>
-            <w:pPr>
-              <w:pStyle w:val="Normal"/>
-              <w:jc w:val="center"/>
-            </w:pPr>
-            <w:r>
-              <w:t>0.53</w:t>
-            </w:r>
-          </w:p>
-        </w:tc>
-        <w:tc>
-          <w:p>
-            <w:pPr>
-              <w:pStyle w:val="Normal"/>
-              <w:jc w:val="center"/>
-            </w:pPr>
-            <w:r>
-              <w:t>0.17</w:t>
-            </w:r>
-          </w:p>
-        </w:tc>
-        <w:tc>
-          <w:p>
-            <w:pPr>
-              <w:pStyle w:val="Normal"/>
-              <w:jc w:val="center"/>
-            </w:pPr>
-            <w:r>
-              <w:t>0.97</w:t>
-            </w:r>
-          </w:p>
-        </w:tc>
-        <w:tc>
-          <w:p>
-            <w:pPr>
-              <w:pStyle w:val="Normal"/>
-              <w:jc w:val="center"/>
-            </w:pPr>
-            <w:r>
-              <w:t>0.36</w:t>
+              <w:t>41</w:t>
+            </w:r>
+          </w:p>
+        </w:tc>
+        <w:tc>
+          <w:p>
+            <w:pPr>
+              <w:pStyle w:val="Normal"/>
+              <w:jc w:val="center"/>
+            </w:pPr>
+            <w:r>
+              <w:t>41</w:t>
+            </w:r>
+          </w:p>
+        </w:tc>
+        <w:tc>
+          <w:p>
+            <w:pPr>
+              <w:pStyle w:val="Normal"/>
+              <w:jc w:val="center"/>
+            </w:pPr>
+            <w:r>
+              <w:t>41</w:t>
+            </w:r>
+          </w:p>
+        </w:tc>
+      </w:tr>
+      <w:tr>
+        <w:tc>
+          <w:p>
+            <w:pPr>
+              <w:pStyle w:val="Normal"/>
+              <w:jc w:val="left"/>
+            </w:pPr>
+            <w:r>
+              <w:t>Water Science and Technology</w:t>
+            </w:r>
+          </w:p>
+        </w:tc>
+        <w:tc>
+          <w:p>
+            <w:pPr>
+              <w:pStyle w:val="Normal"/>
+              <w:jc w:val="center"/>
+            </w:pPr>
+            <w:r>
+              <w:t>No. of tests</w:t>
+            </w:r>
+          </w:p>
+        </w:tc>
+        <w:tc>
+          <w:p>
+            <w:pPr>
+              <w:pStyle w:val="Normal"/>
+              <w:jc w:val="center"/>
+            </w:pPr>
+            <w:r>
+              <w:t>806</w:t>
+            </w:r>
+          </w:p>
+        </w:tc>
+        <w:tc>
+          <w:p>
+            <w:pPr>
+              <w:pStyle w:val="Normal"/>
+              <w:jc w:val="center"/>
+            </w:pPr>
+            <w:r>
+              <w:t>806</w:t>
+            </w:r>
+          </w:p>
+        </w:tc>
+        <w:tc>
+          <w:p>
+            <w:pPr>
+              <w:pStyle w:val="Normal"/>
+              <w:jc w:val="center"/>
+            </w:pPr>
+            <w:r>
+              <w:t>806</w:t>
+            </w:r>
+          </w:p>
+        </w:tc>
+        <w:tc>
+          <w:p>
+            <w:pPr>
+              <w:pStyle w:val="Normal"/>
+              <w:jc w:val="center"/>
+            </w:pPr>
+            <w:r>
+              <w:t>806</w:t>
             </w:r>
           </w:p>
         </w:tc>

--- a/results/supplement/Table_S1.docx
+++ b/results/supplement/Table_S1.docx
@@ -110,40 +110,40 @@
               <w:jc w:val="center"/>
             </w:pPr>
             <w:r>
-              <w:t>0.389 [0.328, 0.453]</w:t>
-            </w:r>
-          </w:p>
-        </w:tc>
-        <w:tc>
-          <w:p>
-            <w:pPr>
-              <w:pStyle w:val="Normal"/>
-              <w:jc w:val="center"/>
-            </w:pPr>
-            <w:r>
-              <w:t>0.305 [0.259, 0.355]</w:t>
-            </w:r>
-          </w:p>
-        </w:tc>
-        <w:tc>
-          <w:p>
-            <w:pPr>
-              <w:pStyle w:val="Normal"/>
-              <w:jc w:val="center"/>
-            </w:pPr>
-            <w:r>
-              <w:t>0.24 [0.198, 0.282]</w:t>
-            </w:r>
-          </w:p>
-        </w:tc>
-        <w:tc>
-          <w:p>
-            <w:pPr>
-              <w:pStyle w:val="Normal"/>
-              <w:jc w:val="center"/>
-            </w:pPr>
-            <w:r>
-              <w:t>0.191 [0.152, 0.226]</w:t>
+              <w:t>0.389 [0.31, 0.483]</w:t>
+            </w:r>
+          </w:p>
+        </w:tc>
+        <w:tc>
+          <w:p>
+            <w:pPr>
+              <w:pStyle w:val="Normal"/>
+              <w:jc w:val="center"/>
+            </w:pPr>
+            <w:r>
+              <w:t>0.305 [0.25, 0.369]</w:t>
+            </w:r>
+          </w:p>
+        </w:tc>
+        <w:tc>
+          <w:p>
+            <w:pPr>
+              <w:pStyle w:val="Normal"/>
+              <w:jc w:val="center"/>
+            </w:pPr>
+            <w:r>
+              <w:t>0.24 [0.193, 0.292]</w:t>
+            </w:r>
+          </w:p>
+        </w:tc>
+        <w:tc>
+          <w:p>
+            <w:pPr>
+              <w:pStyle w:val="Normal"/>
+              <w:jc w:val="center"/>
+            </w:pPr>
+            <w:r>
+              <w:t>0.191 [0.147, 0.235]</w:t>
             </w:r>
           </w:p>
         </w:tc>
@@ -314,40 +314,40 @@
               <w:jc w:val="center"/>
             </w:pPr>
             <w:r>
-              <w:t>0.457 [0.381, 0.501]</w:t>
-            </w:r>
-          </w:p>
-        </w:tc>
-        <w:tc>
-          <w:p>
-            <w:pPr>
-              <w:pStyle w:val="Normal"/>
-              <w:jc w:val="center"/>
-            </w:pPr>
-            <w:r>
-              <w:t>0.318 [0.301, 0.364]</w:t>
-            </w:r>
-          </w:p>
-        </w:tc>
-        <w:tc>
-          <w:p>
-            <w:pPr>
-              <w:pStyle w:val="Normal"/>
-              <w:jc w:val="center"/>
-            </w:pPr>
-            <w:r>
-              <w:t>0.211 [0.202, 0.261]</w:t>
-            </w:r>
-          </w:p>
-        </w:tc>
-        <w:tc>
-          <w:p>
-            <w:pPr>
-              <w:pStyle w:val="Normal"/>
-              <w:jc w:val="center"/>
-            </w:pPr>
-            <w:r>
-              <w:t>0.131 [0.123, 0.185]</w:t>
+              <w:t>0.457 [0.375, 0.525]</w:t>
+            </w:r>
+          </w:p>
+        </w:tc>
+        <w:tc>
+          <w:p>
+            <w:pPr>
+              <w:pStyle w:val="Normal"/>
+              <w:jc w:val="center"/>
+            </w:pPr>
+            <w:r>
+              <w:t>0.318 [0.269, 0.366]</w:t>
+            </w:r>
+          </w:p>
+        </w:tc>
+        <w:tc>
+          <w:p>
+            <w:pPr>
+              <w:pStyle w:val="Normal"/>
+              <w:jc w:val="center"/>
+            </w:pPr>
+            <w:r>
+              <w:t>0.211 [0.164, 0.262]</w:t>
+            </w:r>
+          </w:p>
+        </w:tc>
+        <w:tc>
+          <w:p>
+            <w:pPr>
+              <w:pStyle w:val="Normal"/>
+              <w:jc w:val="center"/>
+            </w:pPr>
+            <w:r>
+              <w:t>0.131 [0.082, 0.189]</w:t>
             </w:r>
           </w:p>
         </w:tc>
@@ -518,40 +518,40 @@
               <w:jc w:val="center"/>
             </w:pPr>
             <w:r>
-              <w:t>0.386 [0.349, 0.434]</w:t>
-            </w:r>
-          </w:p>
-        </w:tc>
-        <w:tc>
-          <w:p>
-            <w:pPr>
-              <w:pStyle w:val="Normal"/>
-              <w:jc w:val="center"/>
-            </w:pPr>
-            <w:r>
-              <w:t>0.244 [0.212, 0.274]</w:t>
-            </w:r>
-          </w:p>
-        </w:tc>
-        <w:tc>
-          <w:p>
-            <w:pPr>
-              <w:pStyle w:val="Normal"/>
-              <w:jc w:val="center"/>
-            </w:pPr>
-            <w:r>
-              <w:t>0.13 [0.093, 0.169]</w:t>
-            </w:r>
-          </w:p>
-        </w:tc>
-        <w:tc>
-          <w:p>
-            <w:pPr>
-              <w:pStyle w:val="Normal"/>
-              <w:jc w:val="center"/>
-            </w:pPr>
-            <w:r>
-              <w:t>0.051 [0.011, 0.096]</w:t>
+              <w:t>0.386 [0.33, 0.434]</w:t>
+            </w:r>
+          </w:p>
+        </w:tc>
+        <w:tc>
+          <w:p>
+            <w:pPr>
+              <w:pStyle w:val="Normal"/>
+              <w:jc w:val="center"/>
+            </w:pPr>
+            <w:r>
+              <w:t>0.244 [0.211, 0.274]</w:t>
+            </w:r>
+          </w:p>
+        </w:tc>
+        <w:tc>
+          <w:p>
+            <w:pPr>
+              <w:pStyle w:val="Normal"/>
+              <w:jc w:val="center"/>
+            </w:pPr>
+            <w:r>
+              <w:t>0.13 [0.095, 0.169]</w:t>
+            </w:r>
+          </w:p>
+        </w:tc>
+        <w:tc>
+          <w:p>
+            <w:pPr>
+              <w:pStyle w:val="Normal"/>
+              <w:jc w:val="center"/>
+            </w:pPr>
+            <w:r>
+              <w:t>0.051 [0.014, 0.095]</w:t>
             </w:r>
           </w:p>
         </w:tc>
@@ -722,40 +722,40 @@
               <w:jc w:val="center"/>
             </w:pPr>
             <w:r>
-              <w:t>0.179 [0.105, 0.246]</w:t>
-            </w:r>
-          </w:p>
-        </w:tc>
-        <w:tc>
-          <w:p>
-            <w:pPr>
-              <w:pStyle w:val="Normal"/>
-              <w:jc w:val="center"/>
-            </w:pPr>
-            <w:r>
-              <w:t>0.156 [0.08, 0.216]</w:t>
-            </w:r>
-          </w:p>
-        </w:tc>
-        <w:tc>
-          <w:p>
-            <w:pPr>
-              <w:pStyle w:val="Normal"/>
-              <w:jc w:val="center"/>
-            </w:pPr>
-            <w:r>
-              <w:t>0.124 [0.052, 0.183]</w:t>
-            </w:r>
-          </w:p>
-        </w:tc>
-        <w:tc>
-          <w:p>
-            <w:pPr>
-              <w:pStyle w:val="Normal"/>
-              <w:jc w:val="center"/>
-            </w:pPr>
-            <w:r>
-              <w:t>0.1 [0.03, 0.157]</w:t>
+              <w:t>0.179 [0.092, 0.306]</w:t>
+            </w:r>
+          </w:p>
+        </w:tc>
+        <w:tc>
+          <w:p>
+            <w:pPr>
+              <w:pStyle w:val="Normal"/>
+              <w:jc w:val="center"/>
+            </w:pPr>
+            <w:r>
+              <w:t>0.156 [0.077, 0.277]</w:t>
+            </w:r>
+          </w:p>
+        </w:tc>
+        <w:tc>
+          <w:p>
+            <w:pPr>
+              <w:pStyle w:val="Normal"/>
+              <w:jc w:val="center"/>
+            </w:pPr>
+            <w:r>
+              <w:t>0.124 [0.049, 0.238]</w:t>
+            </w:r>
+          </w:p>
+        </w:tc>
+        <w:tc>
+          <w:p>
+            <w:pPr>
+              <w:pStyle w:val="Normal"/>
+              <w:jc w:val="center"/>
+            </w:pPr>
+            <w:r>
+              <w:t>0.1 [0.028, 0.208]</w:t>
             </w:r>
           </w:p>
         </w:tc>
@@ -926,40 +926,40 @@
               <w:jc w:val="center"/>
             </w:pPr>
             <w:r>
-              <w:t>0.542 [0.414, 0.594]</w:t>
-            </w:r>
-          </w:p>
-        </w:tc>
-        <w:tc>
-          <w:p>
-            <w:pPr>
-              <w:pStyle w:val="Normal"/>
-              <w:jc w:val="center"/>
-            </w:pPr>
-            <w:r>
-              <w:t>0.48 [0.402, 0.556]</w:t>
-            </w:r>
-          </w:p>
-        </w:tc>
-        <w:tc>
-          <w:p>
-            <w:pPr>
-              <w:pStyle w:val="Normal"/>
-              <w:jc w:val="center"/>
-            </w:pPr>
-            <w:r>
-              <w:t>0.435 [0.378, 0.531]</w:t>
-            </w:r>
-          </w:p>
-        </w:tc>
-        <w:tc>
-          <w:p>
-            <w:pPr>
-              <w:pStyle w:val="Normal"/>
-              <w:jc w:val="center"/>
-            </w:pPr>
-            <w:r>
-              <w:t>0.397 [0.348, 0.506]</w:t>
+              <w:t>0.542 [0.369, 0.708]</w:t>
+            </w:r>
+          </w:p>
+        </w:tc>
+        <w:tc>
+          <w:p>
+            <w:pPr>
+              <w:pStyle w:val="Normal"/>
+              <w:jc w:val="center"/>
+            </w:pPr>
+            <w:r>
+              <w:t>0.48 [0.326, 0.614]</w:t>
+            </w:r>
+          </w:p>
+        </w:tc>
+        <w:tc>
+          <w:p>
+            <w:pPr>
+              <w:pStyle w:val="Normal"/>
+              <w:jc w:val="center"/>
+            </w:pPr>
+            <w:r>
+              <w:t>0.435 [0.271, 0.574]</w:t>
+            </w:r>
+          </w:p>
+        </w:tc>
+        <w:tc>
+          <w:p>
+            <w:pPr>
+              <w:pStyle w:val="Normal"/>
+              <w:jc w:val="center"/>
+            </w:pPr>
+            <w:r>
+              <w:t>0.397 [0.217, 0.548]</w:t>
             </w:r>
           </w:p>
         </w:tc>
@@ -1130,40 +1130,40 @@
               <w:jc w:val="center"/>
             </w:pPr>
             <w:r>
-              <w:t>0.343 [0.338, 0.501]</w:t>
-            </w:r>
-          </w:p>
-        </w:tc>
-        <w:tc>
-          <w:p>
-            <w:pPr>
-              <w:pStyle w:val="Normal"/>
-              <w:jc w:val="center"/>
-            </w:pPr>
-            <w:r>
-              <w:t>0.299 [0.291, 0.391]</w:t>
-            </w:r>
-          </w:p>
-        </w:tc>
-        <w:tc>
-          <w:p>
-            <w:pPr>
-              <w:pStyle w:val="Normal"/>
-              <w:jc w:val="center"/>
-            </w:pPr>
-            <w:r>
-              <w:t>0.219 [0.198, 0.297]</w:t>
-            </w:r>
-          </w:p>
-        </w:tc>
-        <w:tc>
-          <w:p>
-            <w:pPr>
-              <w:pStyle w:val="Normal"/>
-              <w:jc w:val="center"/>
-            </w:pPr>
-            <w:r>
-              <w:t>0.158 [0.128, 0.226]</w:t>
+              <w:t>0.343 [0.247, 0.461]</w:t>
+            </w:r>
+          </w:p>
+        </w:tc>
+        <w:tc>
+          <w:p>
+            <w:pPr>
+              <w:pStyle w:val="Normal"/>
+              <w:jc w:val="center"/>
+            </w:pPr>
+            <w:r>
+              <w:t>0.299 [0.241, 0.377]</w:t>
+            </w:r>
+          </w:p>
+        </w:tc>
+        <w:tc>
+          <w:p>
+            <w:pPr>
+              <w:pStyle w:val="Normal"/>
+              <w:jc w:val="center"/>
+            </w:pPr>
+            <w:r>
+              <w:t>0.219 [0.168, 0.289]</w:t>
+            </w:r>
+          </w:p>
+        </w:tc>
+        <w:tc>
+          <w:p>
+            <w:pPr>
+              <w:pStyle w:val="Normal"/>
+              <w:jc w:val="center"/>
+            </w:pPr>
+            <w:r>
+              <w:t>0.158 [0.11, 0.226]</w:t>
             </w:r>
           </w:p>
         </w:tc>
@@ -1334,40 +1334,40 @@
               <w:jc w:val="center"/>
             </w:pPr>
             <w:r>
-              <w:t>0.305 [0.222, 0.35]</w:t>
-            </w:r>
-          </w:p>
-        </w:tc>
-        <w:tc>
-          <w:p>
-            <w:pPr>
-              <w:pStyle w:val="Normal"/>
-              <w:jc w:val="center"/>
-            </w:pPr>
-            <w:r>
-              <w:t>0.255 [0.171, 0.292]</w:t>
-            </w:r>
-          </w:p>
-        </w:tc>
-        <w:tc>
-          <w:p>
-            <w:pPr>
-              <w:pStyle w:val="Normal"/>
-              <w:jc w:val="center"/>
-            </w:pPr>
-            <w:r>
-              <w:t>0.212 [0.135, 0.248]</w:t>
-            </w:r>
-          </w:p>
-        </w:tc>
-        <w:tc>
-          <w:p>
-            <w:pPr>
-              <w:pStyle w:val="Normal"/>
-              <w:jc w:val="center"/>
-            </w:pPr>
-            <w:r>
-              <w:t>0.178 [0.107, 0.221]</w:t>
+              <w:t>0.305 [0.226, 0.404]</w:t>
+            </w:r>
+          </w:p>
+        </w:tc>
+        <w:tc>
+          <w:p>
+            <w:pPr>
+              <w:pStyle w:val="Normal"/>
+              <w:jc w:val="center"/>
+            </w:pPr>
+            <w:r>
+              <w:t>0.255 [0.189, 0.33]</w:t>
+            </w:r>
+          </w:p>
+        </w:tc>
+        <w:tc>
+          <w:p>
+            <w:pPr>
+              <w:pStyle w:val="Normal"/>
+              <w:jc w:val="center"/>
+            </w:pPr>
+            <w:r>
+              <w:t>0.212 [0.14, 0.282]</w:t>
+            </w:r>
+          </w:p>
+        </w:tc>
+        <w:tc>
+          <w:p>
+            <w:pPr>
+              <w:pStyle w:val="Normal"/>
+              <w:jc w:val="center"/>
+            </w:pPr>
+            <w:r>
+              <w:t>0.178 [0.103, 0.25]</w:t>
             </w:r>
           </w:p>
         </w:tc>

--- a/results/supplement/Table_S1.docx
+++ b/results/supplement/Table_S1.docx
@@ -110,40 +110,40 @@
               <w:jc w:val="center"/>
             </w:pPr>
             <w:r>
-              <w:t>0.389 [0.31, 0.483]</w:t>
-            </w:r>
-          </w:p>
-        </w:tc>
-        <w:tc>
-          <w:p>
-            <w:pPr>
-              <w:pStyle w:val="Normal"/>
-              <w:jc w:val="center"/>
-            </w:pPr>
-            <w:r>
-              <w:t>0.305 [0.25, 0.369]</w:t>
-            </w:r>
-          </w:p>
-        </w:tc>
-        <w:tc>
-          <w:p>
-            <w:pPr>
-              <w:pStyle w:val="Normal"/>
-              <w:jc w:val="center"/>
-            </w:pPr>
-            <w:r>
-              <w:t>0.24 [0.193, 0.292]</w:t>
-            </w:r>
-          </w:p>
-        </w:tc>
-        <w:tc>
-          <w:p>
-            <w:pPr>
-              <w:pStyle w:val="Normal"/>
-              <w:jc w:val="center"/>
-            </w:pPr>
-            <w:r>
-              <w:t>0.191 [0.147, 0.235]</w:t>
+              <w:t>0.389 [0.266, 0.528]</w:t>
+            </w:r>
+          </w:p>
+        </w:tc>
+        <w:tc>
+          <w:p>
+            <w:pPr>
+              <w:pStyle w:val="Normal"/>
+              <w:jc w:val="center"/>
+            </w:pPr>
+            <w:r>
+              <w:t>0.305 [0.214, 0.409]</w:t>
+            </w:r>
+          </w:p>
+        </w:tc>
+        <w:tc>
+          <w:p>
+            <w:pPr>
+              <w:pStyle w:val="Normal"/>
+              <w:jc w:val="center"/>
+            </w:pPr>
+            <w:r>
+              <w:t>0.24 [0.166, 0.322]</w:t>
+            </w:r>
+          </w:p>
+        </w:tc>
+        <w:tc>
+          <w:p>
+            <w:pPr>
+              <w:pStyle w:val="Normal"/>
+              <w:jc w:val="center"/>
+            </w:pPr>
+            <w:r>
+              <w:t>0.191 [0.125, 0.261]</w:t>
             </w:r>
           </w:p>
         </w:tc>
@@ -314,40 +314,40 @@
               <w:jc w:val="center"/>
             </w:pPr>
             <w:r>
-              <w:t>0.457 [0.375, 0.525]</w:t>
-            </w:r>
-          </w:p>
-        </w:tc>
-        <w:tc>
-          <w:p>
-            <w:pPr>
-              <w:pStyle w:val="Normal"/>
-              <w:jc w:val="center"/>
-            </w:pPr>
-            <w:r>
-              <w:t>0.318 [0.269, 0.366]</w:t>
-            </w:r>
-          </w:p>
-        </w:tc>
-        <w:tc>
-          <w:p>
-            <w:pPr>
-              <w:pStyle w:val="Normal"/>
-              <w:jc w:val="center"/>
-            </w:pPr>
-            <w:r>
-              <w:t>0.211 [0.164, 0.262]</w:t>
-            </w:r>
-          </w:p>
-        </w:tc>
-        <w:tc>
-          <w:p>
-            <w:pPr>
-              <w:pStyle w:val="Normal"/>
-              <w:jc w:val="center"/>
-            </w:pPr>
-            <w:r>
-              <w:t>0.131 [0.082, 0.189]</w:t>
+              <w:t>0.457 [0.348, 0.564]</w:t>
+            </w:r>
+          </w:p>
+        </w:tc>
+        <w:tc>
+          <w:p>
+            <w:pPr>
+              <w:pStyle w:val="Normal"/>
+              <w:jc w:val="center"/>
+            </w:pPr>
+            <w:r>
+              <w:t>0.318 [0.253, 0.393]</w:t>
+            </w:r>
+          </w:p>
+        </w:tc>
+        <w:tc>
+          <w:p>
+            <w:pPr>
+              <w:pStyle w:val="Normal"/>
+              <w:jc w:val="center"/>
+            </w:pPr>
+            <w:r>
+              <w:t>0.211 [0.157, 0.281]</w:t>
+            </w:r>
+          </w:p>
+        </w:tc>
+        <w:tc>
+          <w:p>
+            <w:pPr>
+              <w:pStyle w:val="Normal"/>
+              <w:jc w:val="center"/>
+            </w:pPr>
+            <w:r>
+              <w:t>0.131 [0.074, 0.206]</w:t>
             </w:r>
           </w:p>
         </w:tc>
@@ -518,40 +518,40 @@
               <w:jc w:val="center"/>
             </w:pPr>
             <w:r>
-              <w:t>0.386 [0.33, 0.434]</w:t>
-            </w:r>
-          </w:p>
-        </w:tc>
-        <w:tc>
-          <w:p>
-            <w:pPr>
-              <w:pStyle w:val="Normal"/>
-              <w:jc w:val="center"/>
-            </w:pPr>
-            <w:r>
-              <w:t>0.244 [0.211, 0.274]</w:t>
-            </w:r>
-          </w:p>
-        </w:tc>
-        <w:tc>
-          <w:p>
-            <w:pPr>
-              <w:pStyle w:val="Normal"/>
-              <w:jc w:val="center"/>
-            </w:pPr>
-            <w:r>
-              <w:t>0.13 [0.095, 0.169]</w:t>
-            </w:r>
-          </w:p>
-        </w:tc>
-        <w:tc>
-          <w:p>
-            <w:pPr>
-              <w:pStyle w:val="Normal"/>
-              <w:jc w:val="center"/>
-            </w:pPr>
-            <w:r>
-              <w:t>0.051 [0.014, 0.095]</w:t>
+              <w:t>0.386 [0.106, 0.478]</w:t>
+            </w:r>
+          </w:p>
+        </w:tc>
+        <w:tc>
+          <w:p>
+            <w:pPr>
+              <w:pStyle w:val="Normal"/>
+              <w:jc w:val="center"/>
+            </w:pPr>
+            <w:r>
+              <w:t>0.244 [0.083, 0.365]</w:t>
+            </w:r>
+          </w:p>
+        </w:tc>
+        <w:tc>
+          <w:p>
+            <w:pPr>
+              <w:pStyle w:val="Normal"/>
+              <w:jc w:val="center"/>
+            </w:pPr>
+            <w:r>
+              <w:t>0.13 [0.051, 0.292]</w:t>
+            </w:r>
+          </w:p>
+        </w:tc>
+        <w:tc>
+          <w:p>
+            <w:pPr>
+              <w:pStyle w:val="Normal"/>
+              <w:jc w:val="center"/>
+            </w:pPr>
+            <w:r>
+              <w:t>0.051 [0.029, 0.241]</w:t>
             </w:r>
           </w:p>
         </w:tc>
@@ -722,40 +722,40 @@
               <w:jc w:val="center"/>
             </w:pPr>
             <w:r>
-              <w:t>0.179 [0.092, 0.306]</w:t>
-            </w:r>
-          </w:p>
-        </w:tc>
-        <w:tc>
-          <w:p>
-            <w:pPr>
-              <w:pStyle w:val="Normal"/>
-              <w:jc w:val="center"/>
-            </w:pPr>
-            <w:r>
-              <w:t>0.156 [0.077, 0.277]</w:t>
-            </w:r>
-          </w:p>
-        </w:tc>
-        <w:tc>
-          <w:p>
-            <w:pPr>
-              <w:pStyle w:val="Normal"/>
-              <w:jc w:val="center"/>
-            </w:pPr>
-            <w:r>
-              <w:t>0.124 [0.049, 0.238]</w:t>
-            </w:r>
-          </w:p>
-        </w:tc>
-        <w:tc>
-          <w:p>
-            <w:pPr>
-              <w:pStyle w:val="Normal"/>
-              <w:jc w:val="center"/>
-            </w:pPr>
-            <w:r>
-              <w:t>0.1 [0.028, 0.208]</w:t>
+              <w:t>0.179 [0.063, 0.45]</w:t>
+            </w:r>
+          </w:p>
+        </w:tc>
+        <w:tc>
+          <w:p>
+            <w:pPr>
+              <w:pStyle w:val="Normal"/>
+              <w:jc w:val="center"/>
+            </w:pPr>
+            <w:r>
+              <w:t>0.156 [0.047, 0.413]</w:t>
+            </w:r>
+          </w:p>
+        </w:tc>
+        <w:tc>
+          <w:p>
+            <w:pPr>
+              <w:pStyle w:val="Normal"/>
+              <w:jc w:val="center"/>
+            </w:pPr>
+            <w:r>
+              <w:t>0.124 [0.024, 0.369]</w:t>
+            </w:r>
+          </w:p>
+        </w:tc>
+        <w:tc>
+          <w:p>
+            <w:pPr>
+              <w:pStyle w:val="Normal"/>
+              <w:jc w:val="center"/>
+            </w:pPr>
+            <w:r>
+              <w:t>0.1 [0.006, 0.334]</w:t>
             </w:r>
           </w:p>
         </w:tc>
@@ -926,40 +926,40 @@
               <w:jc w:val="center"/>
             </w:pPr>
             <w:r>
-              <w:t>0.542 [0.369, 0.708]</w:t>
-            </w:r>
-          </w:p>
-        </w:tc>
-        <w:tc>
-          <w:p>
-            <w:pPr>
-              <w:pStyle w:val="Normal"/>
-              <w:jc w:val="center"/>
-            </w:pPr>
-            <w:r>
-              <w:t>0.48 [0.326, 0.614]</w:t>
-            </w:r>
-          </w:p>
-        </w:tc>
-        <w:tc>
-          <w:p>
-            <w:pPr>
-              <w:pStyle w:val="Normal"/>
-              <w:jc w:val="center"/>
-            </w:pPr>
-            <w:r>
-              <w:t>0.435 [0.271, 0.574]</w:t>
-            </w:r>
-          </w:p>
-        </w:tc>
-        <w:tc>
-          <w:p>
-            <w:pPr>
-              <w:pStyle w:val="Normal"/>
-              <w:jc w:val="center"/>
-            </w:pPr>
-            <w:r>
-              <w:t>0.397 [0.217, 0.548]</w:t>
+              <w:t>0.542 [0.489, 0.854]</w:t>
+            </w:r>
+          </w:p>
+        </w:tc>
+        <w:tc>
+          <w:p>
+            <w:pPr>
+              <w:pStyle w:val="Normal"/>
+              <w:jc w:val="center"/>
+            </w:pPr>
+            <w:r>
+              <w:t>0.48 [0.45, 0.522]</w:t>
+            </w:r>
+          </w:p>
+        </w:tc>
+        <w:tc>
+          <w:p>
+            <w:pPr>
+              <w:pStyle w:val="Normal"/>
+              <w:jc w:val="center"/>
+            </w:pPr>
+            <w:r>
+              <w:t>0.435 [0.339, 0.462]</w:t>
+            </w:r>
+          </w:p>
+        </w:tc>
+        <w:tc>
+          <w:p>
+            <w:pPr>
+              <w:pStyle w:val="Normal"/>
+              <w:jc w:val="center"/>
+            </w:pPr>
+            <w:r>
+              <w:t>0.397 [0.212, 0.443]</w:t>
             </w:r>
           </w:p>
         </w:tc>
@@ -1130,40 +1130,40 @@
               <w:jc w:val="center"/>
             </w:pPr>
             <w:r>
-              <w:t>0.343 [0.247, 0.461]</w:t>
-            </w:r>
-          </w:p>
-        </w:tc>
-        <w:tc>
-          <w:p>
-            <w:pPr>
-              <w:pStyle w:val="Normal"/>
-              <w:jc w:val="center"/>
-            </w:pPr>
-            <w:r>
-              <w:t>0.299 [0.241, 0.377]</w:t>
-            </w:r>
-          </w:p>
-        </w:tc>
-        <w:tc>
-          <w:p>
-            <w:pPr>
-              <w:pStyle w:val="Normal"/>
-              <w:jc w:val="center"/>
-            </w:pPr>
-            <w:r>
-              <w:t>0.219 [0.168, 0.289]</w:t>
-            </w:r>
-          </w:p>
-        </w:tc>
-        <w:tc>
-          <w:p>
-            <w:pPr>
-              <w:pStyle w:val="Normal"/>
-              <w:jc w:val="center"/>
-            </w:pPr>
-            <w:r>
-              <w:t>0.158 [0.11, 0.226]</w:t>
+              <w:t>0.343 [0.263, 0.678]</w:t>
+            </w:r>
+          </w:p>
+        </w:tc>
+        <w:tc>
+          <w:p>
+            <w:pPr>
+              <w:pStyle w:val="Normal"/>
+              <w:jc w:val="center"/>
+            </w:pPr>
+            <w:r>
+              <w:t>0.299 [0.248, 0.522]</w:t>
+            </w:r>
+          </w:p>
+        </w:tc>
+        <w:tc>
+          <w:p>
+            <w:pPr>
+              <w:pStyle w:val="Normal"/>
+              <w:jc w:val="center"/>
+            </w:pPr>
+            <w:r>
+              <w:t>0.219 [0.175, 0.429]</w:t>
+            </w:r>
+          </w:p>
+        </w:tc>
+        <w:tc>
+          <w:p>
+            <w:pPr>
+              <w:pStyle w:val="Normal"/>
+              <w:jc w:val="center"/>
+            </w:pPr>
+            <w:r>
+              <w:t>0.158 [0.119, 0.347]</w:t>
             </w:r>
           </w:p>
         </w:tc>
@@ -1334,40 +1334,40 @@
               <w:jc w:val="center"/>
             </w:pPr>
             <w:r>
-              <w:t>0.305 [0.226, 0.404]</w:t>
-            </w:r>
-          </w:p>
-        </w:tc>
-        <w:tc>
-          <w:p>
-            <w:pPr>
-              <w:pStyle w:val="Normal"/>
-              <w:jc w:val="center"/>
-            </w:pPr>
-            <w:r>
-              <w:t>0.255 [0.189, 0.33]</w:t>
-            </w:r>
-          </w:p>
-        </w:tc>
-        <w:tc>
-          <w:p>
-            <w:pPr>
-              <w:pStyle w:val="Normal"/>
-              <w:jc w:val="center"/>
-            </w:pPr>
-            <w:r>
-              <w:t>0.212 [0.14, 0.282]</w:t>
-            </w:r>
-          </w:p>
-        </w:tc>
-        <w:tc>
-          <w:p>
-            <w:pPr>
-              <w:pStyle w:val="Normal"/>
-              <w:jc w:val="center"/>
-            </w:pPr>
-            <w:r>
-              <w:t>0.178 [0.103, 0.25]</w:t>
+              <w:t>0.305 [0.136, 0.498]</w:t>
+            </w:r>
+          </w:p>
+        </w:tc>
+        <w:tc>
+          <w:p>
+            <w:pPr>
+              <w:pStyle w:val="Normal"/>
+              <w:jc w:val="center"/>
+            </w:pPr>
+            <w:r>
+              <w:t>0.255 [0.104, 0.392]</w:t>
+            </w:r>
+          </w:p>
+        </w:tc>
+        <w:tc>
+          <w:p>
+            <w:pPr>
+              <w:pStyle w:val="Normal"/>
+              <w:jc w:val="center"/>
+            </w:pPr>
+            <w:r>
+              <w:t>0.212 [0.067, 0.331]</w:t>
+            </w:r>
+          </w:p>
+        </w:tc>
+        <w:tc>
+          <w:p>
+            <w:pPr>
+              <w:pStyle w:val="Normal"/>
+              <w:jc w:val="center"/>
+            </w:pPr>
+            <w:r>
+              <w:t>0.178 [0.041, 0.285]</w:t>
             </w:r>
           </w:p>
         </w:tc>
